--- a/docx/08-banco-de-juegos/08-banco-de-juegos.docx
+++ b/docx/08-banco-de-juegos/08-banco-de-juegos.docx
@@ -28,7 +28,7 @@
         </w:p>
       </w:sdtContent>
     </w:sdt>
-    <w:bookmarkStart w:id="17" w:name="banco-de-juegos"/>
+    <w:bookmarkStart w:id="18" w:name="banco-de-juegos"/>
     <w:p>
       <w:pPr>
         <w:pStyle w:val="Heading1"/>
@@ -83,6 +83,41 @@
       </w:r>
       <w:r>
         <w:t xml:space="preserve">→ Tu sesión en 50 minutos</w:t>
+      </w:r>
+    </w:p>
+    <w:p>
+      <w:pPr>
+        <w:pStyle w:val="BlockText"/>
+      </w:pPr>
+      <w:r>
+        <w:t xml:space="preserve">🖨️</w:t>
+      </w:r>
+      <w:r>
+        <w:t xml:space="preserve"> </w:t>
+      </w:r>
+      <w:r>
+        <w:rPr>
+          <w:b/>
+          <w:bCs/>
+        </w:rPr>
+        <w:t xml:space="preserve">¿En papel?</w:t>
+      </w:r>
+      <w:r>
+        <w:t xml:space="preserve"> </w:t>
+      </w:r>
+      <w:hyperlink r:id="rId9">
+        <w:r>
+          <w:rPr>
+            <w:rStyle w:val="Hyperlink"/>
+          </w:rPr>
+          <w:t xml:space="preserve">Imprimir unidad completa</w:t>
+        </w:r>
+      </w:hyperlink>
+      <w:r>
+        <w:t xml:space="preserve"> </w:t>
+      </w:r>
+      <w:r>
+        <w:t xml:space="preserve">— índice + todas las fichas, con salto de página.</w:t>
       </w:r>
     </w:p>
     <w:p>
@@ -152,7 +187,7 @@
         </w:pict>
       </w:r>
     </w:p>
-    <w:bookmarkStart w:id="9" w:name="objetivo-de-la-unidad"/>
+    <w:bookmarkStart w:id="10" w:name="objetivo-de-la-unidad"/>
     <w:p>
       <w:pPr>
         <w:pStyle w:val="Heading2"/>
@@ -224,8 +259,8 @@
         </w:pict>
       </w:r>
     </w:p>
-    <w:bookmarkEnd w:id="9"/>
-    <w:bookmarkStart w:id="13" w:name="mapa-de-la-unidad"/>
+    <w:bookmarkEnd w:id="10"/>
+    <w:bookmarkStart w:id="14" w:name="mapa-de-la-unidad"/>
     <w:p>
       <w:pPr>
         <w:pStyle w:val="Heading2"/>
@@ -291,7 +326,7 @@
             <w:pPr>
               <w:pStyle w:val="Compact"/>
             </w:pPr>
-            <w:hyperlink r:id="rId10">
+            <w:hyperlink r:id="rId11">
               <w:r>
                 <w:rPr>
                   <w:rStyle w:val="Hyperlink"/>
@@ -331,7 +366,7 @@
             <w:pPr>
               <w:pStyle w:val="Compact"/>
             </w:pPr>
-            <w:hyperlink r:id="rId11">
+            <w:hyperlink r:id="rId12">
               <w:r>
                 <w:rPr>
                   <w:rStyle w:val="Hyperlink"/>
@@ -371,7 +406,7 @@
             <w:pPr>
               <w:pStyle w:val="Compact"/>
             </w:pPr>
-            <w:hyperlink r:id="rId12">
+            <w:hyperlink r:id="rId13">
               <w:r>
                 <w:rPr>
                   <w:rStyle w:val="Hyperlink"/>
@@ -412,8 +447,8 @@
         </w:pict>
       </w:r>
     </w:p>
-    <w:bookmarkEnd w:id="13"/>
-    <w:bookmarkStart w:id="14" w:name="actividades-y-juegos-de-la-unidad"/>
+    <w:bookmarkEnd w:id="14"/>
+    <w:bookmarkStart w:id="15" w:name="actividades-y-juegos-de-la-unidad"/>
     <w:p>
       <w:pPr>
         <w:pStyle w:val="Heading2"/>
@@ -455,8 +490,8 @@
         </w:pict>
       </w:r>
     </w:p>
-    <w:bookmarkEnd w:id="14"/>
-    <w:bookmarkStart w:id="16" w:name="por-dónde-empiezo"/>
+    <w:bookmarkEnd w:id="15"/>
+    <w:bookmarkStart w:id="17" w:name="por-dónde-empiezo"/>
     <w:p>
       <w:pPr>
         <w:pStyle w:val="Heading2"/>
@@ -495,7 +530,7 @@
       <w:r>
         <w:t xml:space="preserve"> </w:t>
       </w:r>
-      <w:hyperlink r:id="rId10">
+      <w:hyperlink r:id="rId11">
         <w:r>
           <w:rPr>
             <w:rStyle w:val="Hyperlink"/>
@@ -534,7 +569,7 @@
       <w:r>
         <w:t xml:space="preserve"> </w:t>
       </w:r>
-      <w:hyperlink r:id="rId11">
+      <w:hyperlink r:id="rId12">
         <w:r>
           <w:rPr>
             <w:rStyle w:val="Hyperlink"/>
@@ -573,7 +608,7 @@
       <w:r>
         <w:t xml:space="preserve"> </w:t>
       </w:r>
-      <w:hyperlink r:id="rId12">
+      <w:hyperlink r:id="rId13">
         <w:r>
           <w:rPr>
             <w:rStyle w:val="Hyperlink"/>
@@ -599,7 +634,7 @@
       <w:r>
         <w:t xml:space="preserve"> </w:t>
       </w:r>
-      <w:hyperlink r:id="rId10">
+      <w:hyperlink r:id="rId11">
         <w:r>
           <w:rPr>
             <w:rStyle w:val="Hyperlink"/>
@@ -626,7 +661,7 @@
         </w:rPr>
         <w:t xml:space="preserve"> </w:t>
       </w:r>
-      <w:hyperlink r:id="rId15">
+      <w:hyperlink r:id="rId16">
         <w:r>
           <w:rPr>
             <w:rStyle w:val="Hyperlink"/>
@@ -644,9 +679,9 @@
         <w:t xml:space="preserve">.</w:t>
       </w:r>
     </w:p>
-    <w:bookmarkEnd w:id="16"/>
     <w:bookmarkEnd w:id="17"/>
-    <w:bookmarkStart w:id="31" w:name="cohesión-un-grupo-que-funciona"/>
+    <w:bookmarkEnd w:id="18"/>
+    <w:bookmarkStart w:id="32" w:name="cohesión-un-grupo-que-funciona"/>
     <w:p>
       <w:pPr>
         <w:pStyle w:val="Heading1"/>
@@ -710,7 +745,7 @@
         </w:pict>
       </w:r>
     </w:p>
-    <w:bookmarkStart w:id="18" w:name="en-corto"/>
+    <w:bookmarkStart w:id="19" w:name="en-corto"/>
     <w:p>
       <w:pPr>
         <w:pStyle w:val="Heading2"/>
@@ -747,8 +782,8 @@
         </w:pict>
       </w:r>
     </w:p>
-    <w:bookmarkEnd w:id="18"/>
-    <w:bookmarkStart w:id="19" w:name="unir-no-es-hacer-amigos-a-la-fuerza"/>
+    <w:bookmarkEnd w:id="19"/>
+    <w:bookmarkStart w:id="20" w:name="unir-no-es-hacer-amigos-a-la-fuerza"/>
     <w:p>
       <w:pPr>
         <w:pStyle w:val="Heading2"/>
@@ -900,8 +935,8 @@
         </w:pict>
       </w:r>
     </w:p>
-    <w:bookmarkEnd w:id="19"/>
-    <w:bookmarkStart w:id="20" w:name="el-mapa-de-las-dinámicas-de-cohesión"/>
+    <w:bookmarkEnd w:id="20"/>
+    <w:bookmarkStart w:id="21" w:name="el-mapa-de-las-dinámicas-de-cohesión"/>
     <w:p>
       <w:pPr>
         <w:pStyle w:val="Heading2"/>
@@ -930,8 +965,8 @@
         </w:pict>
       </w:r>
     </w:p>
-    <w:bookmarkEnd w:id="20"/>
-    <w:bookmarkStart w:id="21" w:name="trabajo-en-equipo-la-telaraña"/>
+    <w:bookmarkEnd w:id="21"/>
+    <w:bookmarkStart w:id="22" w:name="trabajo-en-equipo-la-telaraña"/>
     <w:p>
       <w:pPr>
         <w:pStyle w:val="Heading2"/>
@@ -1246,8 +1281,8 @@
         </w:pict>
       </w:r>
     </w:p>
-    <w:bookmarkEnd w:id="21"/>
-    <w:bookmarkStart w:id="22" w:name="trabajo-en-equipo-el-especulo-espejo"/>
+    <w:bookmarkEnd w:id="22"/>
+    <w:bookmarkStart w:id="23" w:name="trabajo-en-equipo-el-especulo-espejo"/>
     <w:p>
       <w:pPr>
         <w:pStyle w:val="Heading2"/>
@@ -1481,8 +1516,8 @@
         </w:pict>
       </w:r>
     </w:p>
-    <w:bookmarkEnd w:id="22"/>
-    <w:bookmarkStart w:id="23" w:name="trabajo-en-equipo-cumplido-relámpago"/>
+    <w:bookmarkEnd w:id="23"/>
+    <w:bookmarkStart w:id="24" w:name="trabajo-en-equipo-cumplido-relámpago"/>
     <w:p>
       <w:pPr>
         <w:pStyle w:val="Heading2"/>
@@ -1704,8 +1739,8 @@
         </w:pict>
       </w:r>
     </w:p>
-    <w:bookmarkEnd w:id="23"/>
-    <w:bookmarkStart w:id="24" w:name="trabajo-en-equipo-2-verdades-y-1-mentira"/>
+    <w:bookmarkEnd w:id="24"/>
+    <w:bookmarkStart w:id="25" w:name="trabajo-en-equipo-2-verdades-y-1-mentira"/>
     <w:p>
       <w:pPr>
         <w:pStyle w:val="Heading2"/>
@@ -1872,8 +1907,8 @@
         </w:pict>
       </w:r>
     </w:p>
-    <w:bookmarkEnd w:id="24"/>
-    <w:bookmarkStart w:id="25" w:name="trabajo-en-equipo-cadena-de-nombres"/>
+    <w:bookmarkEnd w:id="25"/>
+    <w:bookmarkStart w:id="26" w:name="trabajo-en-equipo-cadena-de-nombres"/>
     <w:p>
       <w:pPr>
         <w:pStyle w:val="Heading2"/>
@@ -2113,8 +2148,8 @@
         </w:pict>
       </w:r>
     </w:p>
-    <w:bookmarkEnd w:id="25"/>
-    <w:bookmarkStart w:id="26" w:name="a-por-ellos-para-la-docencia"/>
+    <w:bookmarkEnd w:id="26"/>
+    <w:bookmarkStart w:id="27" w:name="a-por-ellos-para-la-docencia"/>
     <w:p>
       <w:pPr>
         <w:pStyle w:val="Heading2"/>
@@ -2472,8 +2507,8 @@
         </w:pict>
       </w:r>
     </w:p>
-    <w:bookmarkEnd w:id="26"/>
-    <w:bookmarkStart w:id="27" w:name="soluciones-y-pistas"/>
+    <w:bookmarkEnd w:id="27"/>
+    <w:bookmarkStart w:id="28" w:name="soluciones-y-pistas"/>
     <w:p>
       <w:pPr>
         <w:pStyle w:val="Heading2"/>
@@ -2575,8 +2610,8 @@
         </w:pict>
       </w:r>
     </w:p>
-    <w:bookmarkEnd w:id="27"/>
-    <w:bookmarkStart w:id="28" w:name="resumen-en-3-frases"/>
+    <w:bookmarkEnd w:id="28"/>
+    <w:bookmarkStart w:id="29" w:name="resumen-en-3-frases"/>
     <w:p>
       <w:pPr>
         <w:pStyle w:val="Heading2"/>
@@ -2656,8 +2691,8 @@
         </w:pict>
       </w:r>
     </w:p>
-    <w:bookmarkEnd w:id="28"/>
-    <w:bookmarkStart w:id="30" w:name="vocabulario-rápido"/>
+    <w:bookmarkEnd w:id="29"/>
+    <w:bookmarkStart w:id="31" w:name="vocabulario-rápido"/>
     <w:p>
       <w:pPr>
         <w:pStyle w:val="Heading2"/>
@@ -2771,7 +2806,7 @@
       <w:r>
         <w:t xml:space="preserve"> </w:t>
       </w:r>
-      <w:hyperlink r:id="rId29">
+      <w:hyperlink r:id="rId30">
         <w:r>
           <w:rPr>
             <w:rStyle w:val="Hyperlink"/>
@@ -2798,7 +2833,7 @@
       <w:r>
         <w:t xml:space="preserve"> </w:t>
       </w:r>
-      <w:hyperlink r:id="rId29">
+      <w:hyperlink r:id="rId30">
         <w:r>
           <w:rPr>
             <w:rStyle w:val="Hyperlink"/>
@@ -2825,7 +2860,7 @@
       <w:r>
         <w:t xml:space="preserve"> </w:t>
       </w:r>
-      <w:hyperlink r:id="rId11">
+      <w:hyperlink r:id="rId12">
         <w:r>
           <w:rPr>
             <w:rStyle w:val="Hyperlink"/>
@@ -2834,9 +2869,9 @@
         </w:r>
       </w:hyperlink>
     </w:p>
-    <w:bookmarkEnd w:id="30"/>
     <w:bookmarkEnd w:id="31"/>
-    <w:bookmarkStart w:id="44" w:name="calma-bajar-la-tensión"/>
+    <w:bookmarkEnd w:id="32"/>
+    <w:bookmarkStart w:id="45" w:name="calma-bajar-la-tensión"/>
     <w:p>
       <w:pPr>
         <w:pStyle w:val="Heading1"/>
@@ -2900,7 +2935,7 @@
         </w:pict>
       </w:r>
     </w:p>
-    <w:bookmarkStart w:id="32" w:name="en-corto-1"/>
+    <w:bookmarkStart w:id="33" w:name="en-corto-1"/>
     <w:p>
       <w:pPr>
         <w:pStyle w:val="Heading2"/>
@@ -2937,8 +2972,8 @@
         </w:pict>
       </w:r>
     </w:p>
-    <w:bookmarkEnd w:id="32"/>
-    <w:bookmarkStart w:id="33" w:name="calmar-no-es-tapar"/>
+    <w:bookmarkEnd w:id="33"/>
+    <w:bookmarkStart w:id="34" w:name="calmar-no-es-tapar"/>
     <w:p>
       <w:pPr>
         <w:pStyle w:val="Heading2"/>
@@ -3100,8 +3135,8 @@
         </w:pict>
       </w:r>
     </w:p>
-    <w:bookmarkEnd w:id="33"/>
-    <w:bookmarkStart w:id="34" w:name="el-semáforo-de-la-calma"/>
+    <w:bookmarkEnd w:id="34"/>
+    <w:bookmarkStart w:id="35" w:name="el-semáforo-de-la-calma"/>
     <w:p>
       <w:pPr>
         <w:pStyle w:val="Heading2"/>
@@ -3130,8 +3165,8 @@
         </w:pict>
       </w:r>
     </w:p>
-    <w:bookmarkEnd w:id="34"/>
-    <w:bookmarkStart w:id="35" w:name="X8f1534297b14f2e087f650505a9d1d37c330c20"/>
+    <w:bookmarkEnd w:id="35"/>
+    <w:bookmarkStart w:id="36" w:name="X8f1534297b14f2e087f650505a9d1d37c330c20"/>
     <w:p>
       <w:pPr>
         <w:pStyle w:val="Heading2"/>
@@ -3362,8 +3397,8 @@
         </w:pict>
       </w:r>
     </w:p>
-    <w:bookmarkEnd w:id="35"/>
-    <w:bookmarkStart w:id="36" w:name="trabajo-en-equipo-el-paño-de-la-calma"/>
+    <w:bookmarkEnd w:id="36"/>
+    <w:bookmarkStart w:id="37" w:name="trabajo-en-equipo-el-paño-de-la-calma"/>
     <w:p>
       <w:pPr>
         <w:pStyle w:val="Heading2"/>
@@ -3638,8 +3673,8 @@
         </w:pict>
       </w:r>
     </w:p>
-    <w:bookmarkEnd w:id="36"/>
-    <w:bookmarkStart w:id="37" w:name="X6ebe07502c06fe5e2c1b274e37aa1bda1c85efb"/>
+    <w:bookmarkEnd w:id="37"/>
+    <w:bookmarkStart w:id="38" w:name="X6ebe07502c06fe5e2c1b274e37aa1bda1c85efb"/>
     <w:p>
       <w:pPr>
         <w:pStyle w:val="Heading2"/>
@@ -3930,8 +3965,8 @@
         </w:pict>
       </w:r>
     </w:p>
-    <w:bookmarkEnd w:id="37"/>
-    <w:bookmarkStart w:id="38" w:name="X60526c7f1196265d53652029e017787be85f4ee"/>
+    <w:bookmarkEnd w:id="38"/>
+    <w:bookmarkStart w:id="39" w:name="X60526c7f1196265d53652029e017787be85f4ee"/>
     <w:p>
       <w:pPr>
         <w:pStyle w:val="Heading2"/>
@@ -4181,8 +4216,8 @@
         </w:pict>
       </w:r>
     </w:p>
-    <w:bookmarkEnd w:id="38"/>
-    <w:bookmarkStart w:id="39" w:name="trabajo-en-equipo-el-acuerdo-relámpago"/>
+    <w:bookmarkEnd w:id="39"/>
+    <w:bookmarkStart w:id="40" w:name="trabajo-en-equipo-el-acuerdo-relámpago"/>
     <w:p>
       <w:pPr>
         <w:pStyle w:val="Heading2"/>
@@ -4394,8 +4429,8 @@
         </w:pict>
       </w:r>
     </w:p>
-    <w:bookmarkEnd w:id="39"/>
-    <w:bookmarkStart w:id="40" w:name="a-por-ellos-para-la-docencia-1"/>
+    <w:bookmarkEnd w:id="40"/>
+    <w:bookmarkStart w:id="41" w:name="a-por-ellos-para-la-docencia-1"/>
     <w:p>
       <w:pPr>
         <w:pStyle w:val="Heading2"/>
@@ -4753,8 +4788,8 @@
         </w:pict>
       </w:r>
     </w:p>
-    <w:bookmarkEnd w:id="40"/>
-    <w:bookmarkStart w:id="41" w:name="soluciones-y-pistas-1"/>
+    <w:bookmarkEnd w:id="41"/>
+    <w:bookmarkStart w:id="42" w:name="soluciones-y-pistas-1"/>
     <w:p>
       <w:pPr>
         <w:pStyle w:val="Heading2"/>
@@ -4836,8 +4871,8 @@
         </w:pict>
       </w:r>
     </w:p>
-    <w:bookmarkEnd w:id="41"/>
-    <w:bookmarkStart w:id="42" w:name="resumen-en-3-frases-1"/>
+    <w:bookmarkEnd w:id="42"/>
+    <w:bookmarkStart w:id="43" w:name="resumen-en-3-frases-1"/>
     <w:p>
       <w:pPr>
         <w:pStyle w:val="Heading2"/>
@@ -4889,8 +4924,8 @@
         </w:pict>
       </w:r>
     </w:p>
-    <w:bookmarkEnd w:id="42"/>
-    <w:bookmarkStart w:id="43" w:name="vocabulario-rápido-1"/>
+    <w:bookmarkEnd w:id="43"/>
+    <w:bookmarkStart w:id="44" w:name="vocabulario-rápido-1"/>
     <w:p>
       <w:pPr>
         <w:pStyle w:val="Heading2"/>
@@ -5004,7 +5039,7 @@
       <w:r>
         <w:t xml:space="preserve"> </w:t>
       </w:r>
-      <w:hyperlink r:id="rId29">
+      <w:hyperlink r:id="rId30">
         <w:r>
           <w:rPr>
             <w:rStyle w:val="Hyperlink"/>
@@ -5031,7 +5066,7 @@
       <w:r>
         <w:t xml:space="preserve"> </w:t>
       </w:r>
-      <w:hyperlink r:id="rId10">
+      <w:hyperlink r:id="rId11">
         <w:r>
           <w:rPr>
             <w:rStyle w:val="Hyperlink"/>
@@ -5058,7 +5093,7 @@
       <w:r>
         <w:t xml:space="preserve"> </w:t>
       </w:r>
-      <w:hyperlink r:id="rId12">
+      <w:hyperlink r:id="rId13">
         <w:r>
           <w:rPr>
             <w:rStyle w:val="Hyperlink"/>
@@ -5067,9 +5102,9 @@
         </w:r>
       </w:hyperlink>
     </w:p>
-    <w:bookmarkEnd w:id="43"/>
     <w:bookmarkEnd w:id="44"/>
-    <w:bookmarkStart w:id="57" w:name="kit-del-profe-y-juegos-mixtos"/>
+    <w:bookmarkEnd w:id="45"/>
+    <w:bookmarkStart w:id="58" w:name="kit-del-profe-y-juegos-mixtos"/>
     <w:p>
       <w:pPr>
         <w:pStyle w:val="Heading1"/>
@@ -5133,7 +5168,7 @@
         </w:pict>
       </w:r>
     </w:p>
-    <w:bookmarkStart w:id="45" w:name="en-corto-2"/>
+    <w:bookmarkStart w:id="46" w:name="en-corto-2"/>
     <w:p>
       <w:pPr>
         <w:pStyle w:val="Heading2"/>
@@ -5157,8 +5192,8 @@
         </w:pict>
       </w:r>
     </w:p>
-    <w:bookmarkEnd w:id="45"/>
-    <w:bookmarkStart w:id="46" w:name="elegir-bien-es-la-mitad-del-trabajo"/>
+    <w:bookmarkEnd w:id="46"/>
+    <w:bookmarkStart w:id="47" w:name="elegir-bien-es-la-mitad-del-trabajo"/>
     <w:p>
       <w:pPr>
         <w:pStyle w:val="Heading2"/>
@@ -5267,8 +5302,8 @@
         </w:pict>
       </w:r>
     </w:p>
-    <w:bookmarkEnd w:id="46"/>
-    <w:bookmarkStart w:id="47" w:name="qué-dinámica-elijo-3-preguntas"/>
+    <w:bookmarkEnd w:id="47"/>
+    <w:bookmarkStart w:id="48" w:name="qué-dinámica-elijo-3-preguntas"/>
     <w:p>
       <w:pPr>
         <w:pStyle w:val="Heading2"/>
@@ -5438,8 +5473,8 @@
         </w:pict>
       </w:r>
     </w:p>
-    <w:bookmarkEnd w:id="47"/>
-    <w:bookmarkStart w:id="48" w:name="las-5-reglas-de-oro-de-la-docencia"/>
+    <w:bookmarkEnd w:id="48"/>
+    <w:bookmarkStart w:id="49" w:name="las-5-reglas-de-oro-de-la-docencia"/>
     <w:p>
       <w:pPr>
         <w:pStyle w:val="Heading2"/>
@@ -5595,8 +5630,8 @@
         </w:pict>
       </w:r>
     </w:p>
-    <w:bookmarkEnd w:id="48"/>
-    <w:bookmarkStart w:id="52" w:name="Xdaeb613baa0181ef8f236a1bba9a52f4dbee36b"/>
+    <w:bookmarkEnd w:id="49"/>
+    <w:bookmarkStart w:id="53" w:name="Xdaeb613baa0181ef8f236a1bba9a52f4dbee36b"/>
     <w:p>
       <w:pPr>
         <w:pStyle w:val="Heading2"/>
@@ -5605,7 +5640,7 @@
         <w:t xml:space="preserve">🎲 El kit de bolsillo (cuando solo tienes 3 minutos)</w:t>
       </w:r>
     </w:p>
-    <w:bookmarkStart w:id="49" w:name="el-dado-de-la-suerte"/>
+    <w:bookmarkStart w:id="50" w:name="el-dado-de-la-suerte"/>
     <w:p>
       <w:pPr>
         <w:pStyle w:val="Heading3"/>
@@ -5683,8 +5718,8 @@
         <w:t xml:space="preserve">| 6 | 🎁 La docencia cuenta una anécdota de la tienda de ROSA y DANI |</w:t>
       </w:r>
     </w:p>
-    <w:bookmarkEnd w:id="49"/>
-    <w:bookmarkStart w:id="50" w:name="la-misión-invisible-semana"/>
+    <w:bookmarkEnd w:id="50"/>
+    <w:bookmarkStart w:id="51" w:name="la-misión-invisible-semana"/>
     <w:p>
       <w:pPr>
         <w:pStyle w:val="Heading3"/>
@@ -5960,8 +5995,8 @@
         <w:t xml:space="preserve">de misiones cumplidas. Nadie se queda sin misión.</w:t>
       </w:r>
     </w:p>
-    <w:bookmarkEnd w:id="50"/>
-    <w:bookmarkStart w:id="51" w:name="el-silencio-de-los-30-segundos"/>
+    <w:bookmarkEnd w:id="51"/>
+    <w:bookmarkStart w:id="52" w:name="el-silencio-de-los-30-segundos"/>
     <w:p>
       <w:pPr>
         <w:pStyle w:val="Heading3"/>
@@ -6017,9 +6052,9 @@
         </w:pict>
       </w:r>
     </w:p>
-    <w:bookmarkEnd w:id="51"/>
     <w:bookmarkEnd w:id="52"/>
-    <w:bookmarkStart w:id="53" w:name="a-por-ellos-para-la-docencia-2"/>
+    <w:bookmarkEnd w:id="53"/>
+    <w:bookmarkStart w:id="54" w:name="a-por-ellos-para-la-docencia-2"/>
     <w:p>
       <w:pPr>
         <w:pStyle w:val="Heading2"/>
@@ -6239,8 +6274,8 @@
         </w:pict>
       </w:r>
     </w:p>
-    <w:bookmarkEnd w:id="53"/>
-    <w:bookmarkStart w:id="54" w:name="soluciones-y-pistas-2"/>
+    <w:bookmarkEnd w:id="54"/>
+    <w:bookmarkStart w:id="55" w:name="soluciones-y-pistas-2"/>
     <w:p>
       <w:pPr>
         <w:pStyle w:val="Heading2"/>
@@ -6431,8 +6466,8 @@
         </w:pict>
       </w:r>
     </w:p>
-    <w:bookmarkEnd w:id="54"/>
-    <w:bookmarkStart w:id="55" w:name="resumen-en-3-frases-2"/>
+    <w:bookmarkEnd w:id="55"/>
+    <w:bookmarkStart w:id="56" w:name="resumen-en-3-frases-2"/>
     <w:p>
       <w:pPr>
         <w:pStyle w:val="Heading2"/>
@@ -6484,8 +6519,8 @@
         </w:pict>
       </w:r>
     </w:p>
-    <w:bookmarkEnd w:id="55"/>
-    <w:bookmarkStart w:id="56" w:name="vocabulario-rápido-2"/>
+    <w:bookmarkEnd w:id="56"/>
+    <w:bookmarkStart w:id="57" w:name="vocabulario-rápido-2"/>
     <w:p>
       <w:pPr>
         <w:pStyle w:val="Heading2"/>
@@ -6599,7 +6634,7 @@
       <w:r>
         <w:t xml:space="preserve"> </w:t>
       </w:r>
-      <w:hyperlink r:id="rId29">
+      <w:hyperlink r:id="rId30">
         <w:r>
           <w:rPr>
             <w:rStyle w:val="Hyperlink"/>
@@ -6626,7 +6661,7 @@
       <w:r>
         <w:t xml:space="preserve"> </w:t>
       </w:r>
-      <w:hyperlink r:id="rId11">
+      <w:hyperlink r:id="rId12">
         <w:r>
           <w:rPr>
             <w:rStyle w:val="Hyperlink"/>
@@ -6653,7 +6688,7 @@
       <w:r>
         <w:t xml:space="preserve"> </w:t>
       </w:r>
-      <w:hyperlink r:id="rId15">
+      <w:hyperlink r:id="rId16">
         <w:r>
           <w:rPr>
             <w:rStyle w:val="Hyperlink"/>
@@ -6662,8 +6697,8 @@
         </w:r>
       </w:hyperlink>
     </w:p>
-    <w:bookmarkEnd w:id="56"/>
     <w:bookmarkEnd w:id="57"/>
+    <w:bookmarkEnd w:id="58"/>
     <w:sectPr>
       <w:footnotePr>
         <w:numRestart w:val="eachSect"/>

--- a/docx/08-banco-de-juegos/08-banco-de-juegos.docx
+++ b/docx/08-banco-de-juegos/08-banco-de-juegos.docx
@@ -681,7 +681,7 @@
     </w:p>
     <w:bookmarkEnd w:id="17"/>
     <w:bookmarkEnd w:id="18"/>
-    <w:bookmarkStart w:id="32" w:name="cohesión-un-grupo-que-funciona"/>
+    <w:bookmarkStart w:id="35" w:name="cohesión-un-grupo-que-funciona"/>
     <w:p>
       <w:pPr>
         <w:pStyle w:val="Heading1"/>
@@ -936,7 +936,7 @@
       </w:r>
     </w:p>
     <w:bookmarkEnd w:id="20"/>
-    <w:bookmarkStart w:id="21" w:name="el-mapa-de-las-dinámicas-de-cohesión"/>
+    <w:bookmarkStart w:id="24" w:name="el-mapa-de-las-dinámicas-de-cohesión"/>
     <w:p>
       <w:pPr>
         <w:pStyle w:val="Heading2"/>
@@ -947,12 +947,54 @@
     </w:p>
     <w:p>
       <w:pPr>
-        <w:pStyle w:val="FirstParagraph"/>
-      </w:pPr>
-    </w:p>
-    <w:p>
-      <w:pPr>
-        <w:pStyle w:val="BodyText"/>
+        <w:pStyle w:val="CaptionedFigure"/>
+      </w:pPr>
+      <w:r>
+        <w:drawing>
+          <wp:inline>
+            <wp:extent cx="5334000" cy="2026920"/>
+            <wp:effectExtent b="0" l="0" r="0" t="0"/>
+            <wp:docPr descr="🃏 Las 5 de cohesión — con su tiempo" title="" id="22" name="Picture"/>
+            <a:graphic>
+              <a:graphicData uri="http://schemas.openxmlformats.org/drawingml/2006/picture">
+                <pic:pic>
+                  <pic:nvPicPr>
+                    <pic:cNvPr descr="public/img/08-banco-de-juegos/01-mapa-cohesion.png" id="23" name="Picture"/>
+                    <pic:cNvPicPr>
+                      <a:picLocks noChangeArrowheads="1" noChangeAspect="1"/>
+                    </pic:cNvPicPr>
+                  </pic:nvPicPr>
+                  <pic:blipFill>
+                    <a:blip r:embed="rId21"/>
+                    <a:stretch>
+                      <a:fillRect/>
+                    </a:stretch>
+                  </pic:blipFill>
+                  <pic:spPr bwMode="auto">
+                    <a:xfrm>
+                      <a:off x="0" y="0"/>
+                      <a:ext cx="5334000" cy="2026920"/>
+                    </a:xfrm>
+                    <a:prstGeom prst="rect">
+                      <a:avLst/>
+                    </a:prstGeom>
+                    <a:noFill/>
+                    <a:ln w="9525">
+                      <a:noFill/>
+                      <a:headEnd/>
+                      <a:tailEnd/>
+                    </a:ln>
+                  </pic:spPr>
+                </pic:pic>
+              </a:graphicData>
+            </a:graphic>
+          </wp:inline>
+        </w:drawing>
+      </w:r>
+    </w:p>
+    <w:p>
+      <w:pPr>
+        <w:pStyle w:val="ImageCaption"/>
       </w:pPr>
       <w:r>
         <w:t xml:space="preserve">🃏 Las 5 de cohesión — con su tiempo</w:t>
@@ -965,8 +1007,8 @@
         </w:pict>
       </w:r>
     </w:p>
-    <w:bookmarkEnd w:id="21"/>
-    <w:bookmarkStart w:id="22" w:name="trabajo-en-equipo-la-telaraña"/>
+    <w:bookmarkEnd w:id="24"/>
+    <w:bookmarkStart w:id="25" w:name="trabajo-en-equipo-la-telaraña"/>
     <w:p>
       <w:pPr>
         <w:pStyle w:val="Heading2"/>
@@ -1281,8 +1323,8 @@
         </w:pict>
       </w:r>
     </w:p>
-    <w:bookmarkEnd w:id="22"/>
-    <w:bookmarkStart w:id="23" w:name="trabajo-en-equipo-el-especulo-espejo"/>
+    <w:bookmarkEnd w:id="25"/>
+    <w:bookmarkStart w:id="26" w:name="trabajo-en-equipo-el-especulo-espejo"/>
     <w:p>
       <w:pPr>
         <w:pStyle w:val="Heading2"/>
@@ -1516,8 +1558,8 @@
         </w:pict>
       </w:r>
     </w:p>
-    <w:bookmarkEnd w:id="23"/>
-    <w:bookmarkStart w:id="24" w:name="trabajo-en-equipo-cumplido-relámpago"/>
+    <w:bookmarkEnd w:id="26"/>
+    <w:bookmarkStart w:id="27" w:name="trabajo-en-equipo-cumplido-relámpago"/>
     <w:p>
       <w:pPr>
         <w:pStyle w:val="Heading2"/>
@@ -1739,8 +1781,8 @@
         </w:pict>
       </w:r>
     </w:p>
-    <w:bookmarkEnd w:id="24"/>
-    <w:bookmarkStart w:id="25" w:name="trabajo-en-equipo-2-verdades-y-1-mentira"/>
+    <w:bookmarkEnd w:id="27"/>
+    <w:bookmarkStart w:id="28" w:name="trabajo-en-equipo-2-verdades-y-1-mentira"/>
     <w:p>
       <w:pPr>
         <w:pStyle w:val="Heading2"/>
@@ -1907,8 +1949,8 @@
         </w:pict>
       </w:r>
     </w:p>
-    <w:bookmarkEnd w:id="25"/>
-    <w:bookmarkStart w:id="26" w:name="trabajo-en-equipo-cadena-de-nombres"/>
+    <w:bookmarkEnd w:id="28"/>
+    <w:bookmarkStart w:id="29" w:name="trabajo-en-equipo-cadena-de-nombres"/>
     <w:p>
       <w:pPr>
         <w:pStyle w:val="Heading2"/>
@@ -2148,8 +2190,8 @@
         </w:pict>
       </w:r>
     </w:p>
-    <w:bookmarkEnd w:id="26"/>
-    <w:bookmarkStart w:id="27" w:name="a-por-ellos-para-la-docencia"/>
+    <w:bookmarkEnd w:id="29"/>
+    <w:bookmarkStart w:id="30" w:name="a-por-ellos-para-la-docencia"/>
     <w:p>
       <w:pPr>
         <w:pStyle w:val="Heading2"/>
@@ -2507,8 +2549,8 @@
         </w:pict>
       </w:r>
     </w:p>
-    <w:bookmarkEnd w:id="27"/>
-    <w:bookmarkStart w:id="28" w:name="soluciones-y-pistas"/>
+    <w:bookmarkEnd w:id="30"/>
+    <w:bookmarkStart w:id="31" w:name="soluciones-y-pistas"/>
     <w:p>
       <w:pPr>
         <w:pStyle w:val="Heading2"/>
@@ -2610,8 +2652,8 @@
         </w:pict>
       </w:r>
     </w:p>
-    <w:bookmarkEnd w:id="28"/>
-    <w:bookmarkStart w:id="29" w:name="resumen-en-3-frases"/>
+    <w:bookmarkEnd w:id="31"/>
+    <w:bookmarkStart w:id="32" w:name="resumen-en-3-frases"/>
     <w:p>
       <w:pPr>
         <w:pStyle w:val="Heading2"/>
@@ -2691,8 +2733,8 @@
         </w:pict>
       </w:r>
     </w:p>
-    <w:bookmarkEnd w:id="29"/>
-    <w:bookmarkStart w:id="31" w:name="vocabulario-rápido"/>
+    <w:bookmarkEnd w:id="32"/>
+    <w:bookmarkStart w:id="34" w:name="vocabulario-rápido"/>
     <w:p>
       <w:pPr>
         <w:pStyle w:val="Heading2"/>
@@ -2806,7 +2848,7 @@
       <w:r>
         <w:t xml:space="preserve"> </w:t>
       </w:r>
-      <w:hyperlink r:id="rId30">
+      <w:hyperlink r:id="rId33">
         <w:r>
           <w:rPr>
             <w:rStyle w:val="Hyperlink"/>
@@ -2833,7 +2875,7 @@
       <w:r>
         <w:t xml:space="preserve"> </w:t>
       </w:r>
-      <w:hyperlink r:id="rId30">
+      <w:hyperlink r:id="rId33">
         <w:r>
           <w:rPr>
             <w:rStyle w:val="Hyperlink"/>
@@ -2869,9 +2911,9 @@
         </w:r>
       </w:hyperlink>
     </w:p>
-    <w:bookmarkEnd w:id="31"/>
-    <w:bookmarkEnd w:id="32"/>
-    <w:bookmarkStart w:id="45" w:name="calma-bajar-la-tensión"/>
+    <w:bookmarkEnd w:id="34"/>
+    <w:bookmarkEnd w:id="35"/>
+    <w:bookmarkStart w:id="51" w:name="calma-bajar-la-tensión"/>
     <w:p>
       <w:pPr>
         <w:pStyle w:val="Heading1"/>
@@ -2935,7 +2977,7 @@
         </w:pict>
       </w:r>
     </w:p>
-    <w:bookmarkStart w:id="33" w:name="en-corto-1"/>
+    <w:bookmarkStart w:id="36" w:name="en-corto-1"/>
     <w:p>
       <w:pPr>
         <w:pStyle w:val="Heading2"/>
@@ -2972,8 +3014,8 @@
         </w:pict>
       </w:r>
     </w:p>
-    <w:bookmarkEnd w:id="33"/>
-    <w:bookmarkStart w:id="34" w:name="calmar-no-es-tapar"/>
+    <w:bookmarkEnd w:id="36"/>
+    <w:bookmarkStart w:id="37" w:name="calmar-no-es-tapar"/>
     <w:p>
       <w:pPr>
         <w:pStyle w:val="Heading2"/>
@@ -3135,8 +3177,8 @@
         </w:pict>
       </w:r>
     </w:p>
-    <w:bookmarkEnd w:id="34"/>
-    <w:bookmarkStart w:id="35" w:name="el-semáforo-de-la-calma"/>
+    <w:bookmarkEnd w:id="37"/>
+    <w:bookmarkStart w:id="41" w:name="el-semáforo-de-la-calma"/>
     <w:p>
       <w:pPr>
         <w:pStyle w:val="Heading2"/>
@@ -3147,12 +3189,54 @@
     </w:p>
     <w:p>
       <w:pPr>
-        <w:pStyle w:val="FirstParagraph"/>
-      </w:pPr>
-    </w:p>
-    <w:p>
-      <w:pPr>
-        <w:pStyle w:val="BodyText"/>
+        <w:pStyle w:val="CaptionedFigure"/>
+      </w:pPr>
+      <w:r>
+        <w:drawing>
+          <wp:inline>
+            <wp:extent cx="5334000" cy="2560320"/>
+            <wp:effectExtent b="0" l="0" r="0" t="0"/>
+            <wp:docPr descr="🚦 Verde cohesión · Amarillo calma · Rojo método" title="" id="39" name="Picture"/>
+            <a:graphic>
+              <a:graphicData uri="http://schemas.openxmlformats.org/drawingml/2006/picture">
+                <pic:pic>
+                  <pic:nvPicPr>
+                    <pic:cNvPr descr="public/img/08-banco-de-juegos/02-semanforo-calma.png" id="40" name="Picture"/>
+                    <pic:cNvPicPr>
+                      <a:picLocks noChangeArrowheads="1" noChangeAspect="1"/>
+                    </pic:cNvPicPr>
+                  </pic:nvPicPr>
+                  <pic:blipFill>
+                    <a:blip r:embed="rId38"/>
+                    <a:stretch>
+                      <a:fillRect/>
+                    </a:stretch>
+                  </pic:blipFill>
+                  <pic:spPr bwMode="auto">
+                    <a:xfrm>
+                      <a:off x="0" y="0"/>
+                      <a:ext cx="5334000" cy="2560320"/>
+                    </a:xfrm>
+                    <a:prstGeom prst="rect">
+                      <a:avLst/>
+                    </a:prstGeom>
+                    <a:noFill/>
+                    <a:ln w="9525">
+                      <a:noFill/>
+                      <a:headEnd/>
+                      <a:tailEnd/>
+                    </a:ln>
+                  </pic:spPr>
+                </pic:pic>
+              </a:graphicData>
+            </a:graphic>
+          </wp:inline>
+        </w:drawing>
+      </w:r>
+    </w:p>
+    <w:p>
+      <w:pPr>
+        <w:pStyle w:val="ImageCaption"/>
       </w:pPr>
       <w:r>
         <w:t xml:space="preserve">🚦 Verde cohesión · Amarillo calma · Rojo método</w:t>
@@ -3165,8 +3249,8 @@
         </w:pict>
       </w:r>
     </w:p>
-    <w:bookmarkEnd w:id="35"/>
-    <w:bookmarkStart w:id="36" w:name="X8f1534297b14f2e087f650505a9d1d37c330c20"/>
+    <w:bookmarkEnd w:id="41"/>
+    <w:bookmarkStart w:id="42" w:name="X8f1534297b14f2e087f650505a9d1d37c330c20"/>
     <w:p>
       <w:pPr>
         <w:pStyle w:val="Heading2"/>
@@ -3397,8 +3481,8 @@
         </w:pict>
       </w:r>
     </w:p>
-    <w:bookmarkEnd w:id="36"/>
-    <w:bookmarkStart w:id="37" w:name="trabajo-en-equipo-el-paño-de-la-calma"/>
+    <w:bookmarkEnd w:id="42"/>
+    <w:bookmarkStart w:id="43" w:name="trabajo-en-equipo-el-paño-de-la-calma"/>
     <w:p>
       <w:pPr>
         <w:pStyle w:val="Heading2"/>
@@ -3673,8 +3757,8 @@
         </w:pict>
       </w:r>
     </w:p>
-    <w:bookmarkEnd w:id="37"/>
-    <w:bookmarkStart w:id="38" w:name="X6ebe07502c06fe5e2c1b274e37aa1bda1c85efb"/>
+    <w:bookmarkEnd w:id="43"/>
+    <w:bookmarkStart w:id="44" w:name="X6ebe07502c06fe5e2c1b274e37aa1bda1c85efb"/>
     <w:p>
       <w:pPr>
         <w:pStyle w:val="Heading2"/>
@@ -3965,8 +4049,8 @@
         </w:pict>
       </w:r>
     </w:p>
-    <w:bookmarkEnd w:id="38"/>
-    <w:bookmarkStart w:id="39" w:name="X60526c7f1196265d53652029e017787be85f4ee"/>
+    <w:bookmarkEnd w:id="44"/>
+    <w:bookmarkStart w:id="45" w:name="X60526c7f1196265d53652029e017787be85f4ee"/>
     <w:p>
       <w:pPr>
         <w:pStyle w:val="Heading2"/>
@@ -4216,8 +4300,8 @@
         </w:pict>
       </w:r>
     </w:p>
-    <w:bookmarkEnd w:id="39"/>
-    <w:bookmarkStart w:id="40" w:name="trabajo-en-equipo-el-acuerdo-relámpago"/>
+    <w:bookmarkEnd w:id="45"/>
+    <w:bookmarkStart w:id="46" w:name="trabajo-en-equipo-el-acuerdo-relámpago"/>
     <w:p>
       <w:pPr>
         <w:pStyle w:val="Heading2"/>
@@ -4429,8 +4513,8 @@
         </w:pict>
       </w:r>
     </w:p>
-    <w:bookmarkEnd w:id="40"/>
-    <w:bookmarkStart w:id="41" w:name="a-por-ellos-para-la-docencia-1"/>
+    <w:bookmarkEnd w:id="46"/>
+    <w:bookmarkStart w:id="47" w:name="a-por-ellos-para-la-docencia-1"/>
     <w:p>
       <w:pPr>
         <w:pStyle w:val="Heading2"/>
@@ -4788,8 +4872,8 @@
         </w:pict>
       </w:r>
     </w:p>
-    <w:bookmarkEnd w:id="41"/>
-    <w:bookmarkStart w:id="42" w:name="soluciones-y-pistas-1"/>
+    <w:bookmarkEnd w:id="47"/>
+    <w:bookmarkStart w:id="48" w:name="soluciones-y-pistas-1"/>
     <w:p>
       <w:pPr>
         <w:pStyle w:val="Heading2"/>
@@ -4871,8 +4955,8 @@
         </w:pict>
       </w:r>
     </w:p>
-    <w:bookmarkEnd w:id="42"/>
-    <w:bookmarkStart w:id="43" w:name="resumen-en-3-frases-1"/>
+    <w:bookmarkEnd w:id="48"/>
+    <w:bookmarkStart w:id="49" w:name="resumen-en-3-frases-1"/>
     <w:p>
       <w:pPr>
         <w:pStyle w:val="Heading2"/>
@@ -4924,8 +5008,8 @@
         </w:pict>
       </w:r>
     </w:p>
-    <w:bookmarkEnd w:id="43"/>
-    <w:bookmarkStart w:id="44" w:name="vocabulario-rápido-1"/>
+    <w:bookmarkEnd w:id="49"/>
+    <w:bookmarkStart w:id="50" w:name="vocabulario-rápido-1"/>
     <w:p>
       <w:pPr>
         <w:pStyle w:val="Heading2"/>
@@ -5039,7 +5123,7 @@
       <w:r>
         <w:t xml:space="preserve"> </w:t>
       </w:r>
-      <w:hyperlink r:id="rId30">
+      <w:hyperlink r:id="rId33">
         <w:r>
           <w:rPr>
             <w:rStyle w:val="Hyperlink"/>
@@ -5102,9 +5186,9 @@
         </w:r>
       </w:hyperlink>
     </w:p>
-    <w:bookmarkEnd w:id="44"/>
-    <w:bookmarkEnd w:id="45"/>
-    <w:bookmarkStart w:id="58" w:name="kit-del-profe-y-juegos-mixtos"/>
+    <w:bookmarkEnd w:id="50"/>
+    <w:bookmarkEnd w:id="51"/>
+    <w:bookmarkStart w:id="67" w:name="kit-del-profe-y-juegos-mixtos"/>
     <w:p>
       <w:pPr>
         <w:pStyle w:val="Heading1"/>
@@ -5168,7 +5252,7 @@
         </w:pict>
       </w:r>
     </w:p>
-    <w:bookmarkStart w:id="46" w:name="en-corto-2"/>
+    <w:bookmarkStart w:id="52" w:name="en-corto-2"/>
     <w:p>
       <w:pPr>
         <w:pStyle w:val="Heading2"/>
@@ -5192,8 +5276,8 @@
         </w:pict>
       </w:r>
     </w:p>
-    <w:bookmarkEnd w:id="46"/>
-    <w:bookmarkStart w:id="47" w:name="elegir-bien-es-la-mitad-del-trabajo"/>
+    <w:bookmarkEnd w:id="52"/>
+    <w:bookmarkStart w:id="53" w:name="elegir-bien-es-la-mitad-del-trabajo"/>
     <w:p>
       <w:pPr>
         <w:pStyle w:val="Heading2"/>
@@ -5302,8 +5386,8 @@
         </w:pict>
       </w:r>
     </w:p>
-    <w:bookmarkEnd w:id="47"/>
-    <w:bookmarkStart w:id="48" w:name="qué-dinámica-elijo-3-preguntas"/>
+    <w:bookmarkEnd w:id="53"/>
+    <w:bookmarkStart w:id="57" w:name="qué-dinámica-elijo-3-preguntas"/>
     <w:p>
       <w:pPr>
         <w:pStyle w:val="Heading2"/>
@@ -5314,12 +5398,54 @@
     </w:p>
     <w:p>
       <w:pPr>
-        <w:pStyle w:val="FirstParagraph"/>
-      </w:pPr>
-    </w:p>
-    <w:p>
-      <w:pPr>
-        <w:pStyle w:val="BodyText"/>
+        <w:pStyle w:val="CaptionedFigure"/>
+      </w:pPr>
+      <w:r>
+        <w:drawing>
+          <wp:inline>
+            <wp:extent cx="5334000" cy="2382520"/>
+            <wp:effectExtent b="0" l="0" r="0" t="0"/>
+            <wp:docPr descr="🎲 Tiempo → grupo → gente — y las 5 reglas de oro" title="" id="55" name="Picture"/>
+            <a:graphic>
+              <a:graphicData uri="http://schemas.openxmlformats.org/drawingml/2006/picture">
+                <pic:pic>
+                  <pic:nvPicPr>
+                    <pic:cNvPr descr="public/img/08-banco-de-juegos/03-tres-preguntas.png" id="56" name="Picture"/>
+                    <pic:cNvPicPr>
+                      <a:picLocks noChangeArrowheads="1" noChangeAspect="1"/>
+                    </pic:cNvPicPr>
+                  </pic:nvPicPr>
+                  <pic:blipFill>
+                    <a:blip r:embed="rId54"/>
+                    <a:stretch>
+                      <a:fillRect/>
+                    </a:stretch>
+                  </pic:blipFill>
+                  <pic:spPr bwMode="auto">
+                    <a:xfrm>
+                      <a:off x="0" y="0"/>
+                      <a:ext cx="5334000" cy="2382520"/>
+                    </a:xfrm>
+                    <a:prstGeom prst="rect">
+                      <a:avLst/>
+                    </a:prstGeom>
+                    <a:noFill/>
+                    <a:ln w="9525">
+                      <a:noFill/>
+                      <a:headEnd/>
+                      <a:tailEnd/>
+                    </a:ln>
+                  </pic:spPr>
+                </pic:pic>
+              </a:graphicData>
+            </a:graphic>
+          </wp:inline>
+        </w:drawing>
+      </w:r>
+    </w:p>
+    <w:p>
+      <w:pPr>
+        <w:pStyle w:val="ImageCaption"/>
       </w:pPr>
       <w:r>
         <w:t xml:space="preserve">🎲 Tiempo → grupo → gente — y las 5 reglas de oro</w:t>
@@ -5473,8 +5599,8 @@
         </w:pict>
       </w:r>
     </w:p>
-    <w:bookmarkEnd w:id="48"/>
-    <w:bookmarkStart w:id="49" w:name="las-5-reglas-de-oro-de-la-docencia"/>
+    <w:bookmarkEnd w:id="57"/>
+    <w:bookmarkStart w:id="58" w:name="las-5-reglas-de-oro-de-la-docencia"/>
     <w:p>
       <w:pPr>
         <w:pStyle w:val="Heading2"/>
@@ -5630,8 +5756,8 @@
         </w:pict>
       </w:r>
     </w:p>
-    <w:bookmarkEnd w:id="49"/>
-    <w:bookmarkStart w:id="53" w:name="Xdaeb613baa0181ef8f236a1bba9a52f4dbee36b"/>
+    <w:bookmarkEnd w:id="58"/>
+    <w:bookmarkStart w:id="62" w:name="Xdaeb613baa0181ef8f236a1bba9a52f4dbee36b"/>
     <w:p>
       <w:pPr>
         <w:pStyle w:val="Heading2"/>
@@ -5640,7 +5766,7 @@
         <w:t xml:space="preserve">🎲 El kit de bolsillo (cuando solo tienes 3 minutos)</w:t>
       </w:r>
     </w:p>
-    <w:bookmarkStart w:id="50" w:name="el-dado-de-la-suerte"/>
+    <w:bookmarkStart w:id="59" w:name="el-dado-de-la-suerte"/>
     <w:p>
       <w:pPr>
         <w:pStyle w:val="Heading3"/>
@@ -5718,8 +5844,8 @@
         <w:t xml:space="preserve">| 6 | 🎁 La docencia cuenta una anécdota de la tienda de ROSA y DANI |</w:t>
       </w:r>
     </w:p>
-    <w:bookmarkEnd w:id="50"/>
-    <w:bookmarkStart w:id="51" w:name="la-misión-invisible-semana"/>
+    <w:bookmarkEnd w:id="59"/>
+    <w:bookmarkStart w:id="60" w:name="la-misión-invisible-semana"/>
     <w:p>
       <w:pPr>
         <w:pStyle w:val="Heading3"/>
@@ -5995,8 +6121,8 @@
         <w:t xml:space="preserve">de misiones cumplidas. Nadie se queda sin misión.</w:t>
       </w:r>
     </w:p>
-    <w:bookmarkEnd w:id="51"/>
-    <w:bookmarkStart w:id="52" w:name="el-silencio-de-los-30-segundos"/>
+    <w:bookmarkEnd w:id="60"/>
+    <w:bookmarkStart w:id="61" w:name="el-silencio-de-los-30-segundos"/>
     <w:p>
       <w:pPr>
         <w:pStyle w:val="Heading3"/>
@@ -6052,9 +6178,9 @@
         </w:pict>
       </w:r>
     </w:p>
-    <w:bookmarkEnd w:id="52"/>
-    <w:bookmarkEnd w:id="53"/>
-    <w:bookmarkStart w:id="54" w:name="a-por-ellos-para-la-docencia-2"/>
+    <w:bookmarkEnd w:id="61"/>
+    <w:bookmarkEnd w:id="62"/>
+    <w:bookmarkStart w:id="63" w:name="a-por-ellos-para-la-docencia-2"/>
     <w:p>
       <w:pPr>
         <w:pStyle w:val="Heading2"/>
@@ -6274,8 +6400,8 @@
         </w:pict>
       </w:r>
     </w:p>
-    <w:bookmarkEnd w:id="54"/>
-    <w:bookmarkStart w:id="55" w:name="soluciones-y-pistas-2"/>
+    <w:bookmarkEnd w:id="63"/>
+    <w:bookmarkStart w:id="64" w:name="soluciones-y-pistas-2"/>
     <w:p>
       <w:pPr>
         <w:pStyle w:val="Heading2"/>
@@ -6466,8 +6592,8 @@
         </w:pict>
       </w:r>
     </w:p>
-    <w:bookmarkEnd w:id="55"/>
-    <w:bookmarkStart w:id="56" w:name="resumen-en-3-frases-2"/>
+    <w:bookmarkEnd w:id="64"/>
+    <w:bookmarkStart w:id="65" w:name="resumen-en-3-frases-2"/>
     <w:p>
       <w:pPr>
         <w:pStyle w:val="Heading2"/>
@@ -6519,8 +6645,8 @@
         </w:pict>
       </w:r>
     </w:p>
-    <w:bookmarkEnd w:id="56"/>
-    <w:bookmarkStart w:id="57" w:name="vocabulario-rápido-2"/>
+    <w:bookmarkEnd w:id="65"/>
+    <w:bookmarkStart w:id="66" w:name="vocabulario-rápido-2"/>
     <w:p>
       <w:pPr>
         <w:pStyle w:val="Heading2"/>
@@ -6634,7 +6760,7 @@
       <w:r>
         <w:t xml:space="preserve"> </w:t>
       </w:r>
-      <w:hyperlink r:id="rId30">
+      <w:hyperlink r:id="rId33">
         <w:r>
           <w:rPr>
             <w:rStyle w:val="Hyperlink"/>
@@ -6697,8 +6823,8 @@
         </w:r>
       </w:hyperlink>
     </w:p>
-    <w:bookmarkEnd w:id="57"/>
-    <w:bookmarkEnd w:id="58"/>
+    <w:bookmarkEnd w:id="66"/>
+    <w:bookmarkEnd w:id="67"/>
     <w:sectPr>
       <w:footnotePr>
         <w:numRestart w:val="eachSect"/>
